--- a/ru/wisdom-stories/eat-less-and-stay-on-the-right-path.docx
+++ b/ru/wisdom-stories/eat-less-and-stay-on-the-right-path.docx
@@ -18,14 +18,13 @@
           <w:szCs w:val="24"/>
           <w:lang/>
         </w:rPr>
-        <w:t xml:space="preserve"> </w:t>
+        <w:t>Умеренная еда и честная жизнь</w:t>
       </w:r>
       <w:r>
         <w:rPr>
           <w:sz w:val="52"/>
           <w:lang/>
         </w:rPr>
-        <w:t>Умеренность в еде бережёт от врача, честность — от судьи</w:t>
       </w:r>
     </w:p>
     <w:p>
@@ -80,7 +79,7 @@
         <w:rPr>
           <w:lang/>
         </w:rPr>
-        <w:t xml:space="preserve">«Кто живёт честно, тому судья не нужен» — если человек живёт честно, справедливо и по закону, не нарушая прав других людей, он реже сталкивается со спорами и правовыми проблемами. </w:t>
+        <w:t>«Кто живёт честно, тому судья не нужен» — если человек живёт честно, справедливо и по закону, не нарушая прав других людей, он реже сталкивается со спорами и правовыми проблемами.</w:t>
       </w:r>
     </w:p>
     <w:p>
@@ -109,7 +108,7 @@
           <w:color w:val="9A7417"/>
           <w:lang w:val="ru-RU"/>
         </w:rPr>
-        <w:t xml:space="preserve">Мораль: </w:t>
+        <w:t>Мораль: Будь умерен в еде и честен в поступках — тогда тебе не понадобятся ни врач, ни судья.</w:t>
       </w:r>
       <w:r>
         <w:rPr>
@@ -118,7 +117,6 @@
           <w:color w:val="3F3826"/>
           <w:lang w:val="ru-RU"/>
         </w:rPr>
-        <w:t>Будь умерен в еде и честен в поступках — тогда тебе не понадобятся ни врач, ни судья.</w:t>
       </w:r>
     </w:p>
     <w:p>
